--- a/Quiz/Lecture 10 Quiz ANS.docx
+++ b/Quiz/Lecture 10 Quiz ANS.docx
@@ -450,7 +450,7 @@
           <w:rFonts w:eastAsia="Georgia" w:hAnsi="Georgia" w:cs="Georgia"/>
           <w:color w:val="000000"/>
         </w:rPr>
-        <w:t>to-</w:t>
+        <w:t>to</w:t>
       </w:r>
       <w:proofErr w:type="gramEnd"/>
       <w:r>
@@ -458,7 +458,7 @@
           <w:rFonts w:eastAsia="Georgia" w:hAnsi="Georgia" w:cs="Georgia"/>
           <w:color w:val="000000"/>
         </w:rPr>
-        <w:t>end principle discussed in the lecture, where is transport-layer reliability implemented?</w:t>
+        <w:t>-end principle, where is transport-layer reliability implemented?</w:t>
       </w:r>
     </w:p>
     <w:p>
@@ -688,24 +688,24 @@
           <w:rFonts w:eastAsia="Georgia" w:hAnsi="Georgia" w:cs="Georgia"/>
           <w:color w:val="000000"/>
         </w:rPr>
+        <w:t>D. It changes the port number.</w:t>
+      </w:r>
+    </w:p>
+    <w:p>
+      <w:pPr>
+        <w:spacing w:after="0" w:line="276" w:lineRule="auto"/>
+        <w:rPr>
+          <w:rFonts w:eastAsiaTheme="minorEastAsia" w:hAnsi="Georgia" w:cs="Georgia"/>
+          <w:color w:val="000000"/>
+          <w:lang w:eastAsia="zh-CN"/>
+        </w:rPr>
+      </w:pPr>
+      <w:r>
+        <w:rPr>
+          <w:rFonts w:eastAsia="Georgia" w:hAnsi="Georgia" w:cs="Georgia"/>
+          <w:color w:val="000000"/>
+        </w:rPr>
         <w:lastRenderedPageBreak/>
-        <w:t>D. It changes the port number.</w:t>
-      </w:r>
-    </w:p>
-    <w:p>
-      <w:pPr>
-        <w:spacing w:after="0" w:line="276" w:lineRule="auto"/>
-        <w:rPr>
-          <w:rFonts w:eastAsiaTheme="minorEastAsia" w:hAnsi="Georgia" w:cs="Georgia"/>
-          <w:color w:val="000000"/>
-          <w:lang w:eastAsia="zh-CN"/>
-        </w:rPr>
-      </w:pPr>
-      <w:r>
-        <w:rPr>
-          <w:rFonts w:eastAsia="Georgia" w:hAnsi="Georgia" w:cs="Georgia"/>
-          <w:color w:val="000000"/>
-        </w:rPr>
         <w:t xml:space="preserve">ANS: </w:t>
       </w:r>
       <w:r>
@@ -1331,19 +1331,19 @@
           <w:rFonts w:eastAsia="Georgia" w:hAnsi="Georgia" w:cs="Georgia"/>
           <w:color w:val="000000"/>
         </w:rPr>
+        <w:t>A. Congestion window.</w:t>
+      </w:r>
+    </w:p>
+    <w:p>
+      <w:pPr>
+        <w:spacing w:after="0" w:line="276" w:lineRule="auto"/>
+      </w:pPr>
+      <w:r>
+        <w:rPr>
+          <w:rFonts w:eastAsia="Georgia" w:hAnsi="Georgia" w:cs="Georgia"/>
+          <w:color w:val="000000"/>
+        </w:rPr>
         <w:lastRenderedPageBreak/>
-        <w:t>A. Congestion window.</w:t>
-      </w:r>
-    </w:p>
-    <w:p>
-      <w:pPr>
-        <w:spacing w:after="0" w:line="276" w:lineRule="auto"/>
-      </w:pPr>
-      <w:r>
-        <w:rPr>
-          <w:rFonts w:eastAsia="Georgia" w:hAnsi="Georgia" w:cs="Georgia"/>
-          <w:color w:val="000000"/>
-        </w:rPr>
         <w:t>B. Advertised window.</w:t>
       </w:r>
     </w:p>
